--- a/docs/3-nfr-and-scenarios.docx
+++ b/docs/3-nfr-and-scenarios.docx
@@ -448,7 +448,7 @@
           <w:szCs w:val="28"/>
           <w:lang w:val="ru-RU"/>
         </w:rPr>
-        <w:t>основные разделы личного кабинета должны быстро открываться и сразу показывать текущий прогресс и ближайший урок.</w:t>
+        <w:t>основные разделы личного кабинета открываются не дольше чем за 3 секунды; на главной странице кабинета отображаются процент прохождения курса и ближайший незавершенный урок.</w:t>
       </w:r>
     </w:p>
     <w:p>
@@ -659,7 +659,7 @@
           <w:szCs w:val="28"/>
           <w:lang w:val="ru-RU"/>
         </w:rPr>
-        <w:t>система должна сохранять отправленные задания, комментарии наставников и прогресс даже при временных сбоях соединения.</w:t>
+        <w:t>черновик решения в песочнице сохраняется автоматически каждые 30 секунд; после обрыва соединения и повторного входа обучающийся видит последний сохраненный черновик.</w:t>
       </w:r>
     </w:p>
     <w:p>

--- a/docs/3-nfr-and-scenarios.docx
+++ b/docs/3-nfr-and-scenarios.docx
@@ -744,6 +744,90 @@
           <w:lang w:val="ru-RU"/>
         </w:rPr>
         <w:t>система должна фиксировать входы, изменение ролей, отправку работ, выставление оценок, оплату и формирование итоговых документов.</w:t>
+      </w:r>
+    </w:p>
+    <w:p>
+      <w:pPr>
+        <w:spacing w:after="40" w:line="259" w:lineRule="auto"/>
+        <w:ind w:left="283"/>
+        <w:rPr>
+          <w:sz w:val="28"/>
+          <w:szCs w:val="28"/>
+          <w:lang w:val="ru-RU"/>
+        </w:rPr>
+      </w:pPr>
+      <w:r>
+        <w:rPr>
+          <w:b/>
+          <w:sz w:val="28"/>
+          <w:szCs w:val="28"/>
+          <w:lang w:val="ru-RU"/>
+        </w:rPr>
+        <w:t xml:space="preserve">13. Защита входа: </w:t>
+      </w:r>
+      <w:r>
+        <w:rPr>
+          <w:sz w:val="28"/>
+          <w:szCs w:val="28"/>
+          <w:lang w:val="ru-RU"/>
+        </w:rPr>
+        <w:t>после 5 неверных попыток ввода пароля вход в учетную запись блокируется на 15 минут, а пользователь получает письмо о попытках входа.</w:t>
+      </w:r>
+    </w:p>
+    <w:p>
+      <w:pPr>
+        <w:spacing w:after="40" w:line="259" w:lineRule="auto"/>
+        <w:ind w:left="283"/>
+        <w:rPr>
+          <w:sz w:val="28"/>
+          <w:szCs w:val="28"/>
+          <w:lang w:val="ru-RU"/>
+        </w:rPr>
+      </w:pPr>
+      <w:r>
+        <w:rPr>
+          <w:b/>
+          <w:sz w:val="28"/>
+          <w:szCs w:val="28"/>
+          <w:lang w:val="ru-RU"/>
+        </w:rPr>
+        <w:t xml:space="preserve">14. Изоляция песочницы: </w:t>
+      </w:r>
+      <w:r>
+        <w:rPr>
+          <w:sz w:val="28"/>
+          <w:szCs w:val="28"/>
+          <w:lang w:val="ru-RU"/>
+        </w:rPr>
+        <w:t>код обучающегося выполняется в отдельном окне на отдельном домене без доступа к cookie и данным основного сайта; выполнение останавливается, если длится дольше 5 секунд.</w:t>
+      </w:r>
+    </w:p>
+    <w:p>
+      <w:pPr>
+        <w:spacing w:after="40" w:line="259" w:lineRule="auto"/>
+        <w:ind w:left="283"/>
+        <w:rPr>
+          <w:sz w:val="28"/>
+          <w:szCs w:val="28"/>
+          <w:lang w:val="ru-RU"/>
+        </w:rPr>
+      </w:pPr>
+      <w:r>
+        <w:rPr>
+          <w:b/>
+          <w:sz w:val="28"/>
+          <w:szCs w:val="28"/>
+          <w:lang w:val="ru-RU"/>
+        </w:rPr>
+        <w:t xml:space="preserve">15. Закрытые материалы: </w:t>
+      </w:r>
+      <w:r>
+        <w:rPr>
+          <w:sz w:val="28"/>
+          <w:szCs w:val="28"/>
+          <w:lang w:val="ru-RU"/>
+        </w:rPr>
+        <w:t>файлы и видео закрытых уроков открываются только у пользователей с активной записью на курс, ссылка на материал действует не дольше 2 часов.</w:t>
       </w:r>
     </w:p>
     <w:p>
